--- a/downloads/teacher/05 Materials/Unit 07/Handouts/Handout 07.03 - ACT FAST Scenario Cards and Self-Score.docx
+++ b/downloads/teacher/05 Materials/Unit 07/Handouts/Handout 07.03 - ACT FAST Scenario Cards and Self-Score.docx
@@ -2605,15 +2605,15 @@
       <w:r>
         <w:t xml:space="preserve">(this is the 12-minute block and it is the lesson):</w:t>
       </w:r>
-      <w:r>
-        <w:t xml:space="preserve"> </w:t>
-      </w:r>
-      <w:r>
-        <w:t xml:space="preserve">1.</w:t>
-      </w:r>
-      <w:r>
-        <w:t xml:space="preserve"> </w:t>
-      </w:r>
+    </w:p>
+    <w:p>
+      <w:pPr>
+        <w:numPr>
+          <w:ilvl w:val="0"/>
+          <w:numId w:val="1001"/>
+        </w:numPr>
+        <w:pStyle w:val="Compact"/>
+      </w:pPr>
       <w:r>
         <w:t xml:space="preserve">“</w:t>
       </w:r>
@@ -2641,34 +2641,58 @@
       <w:r>
         <w:t xml:space="preserve">”</w:t>
       </w:r>
-      <w:r>
-        <w:t xml:space="preserve"> </w:t>
-      </w:r>
-      <w:r>
-        <w:t xml:space="preserve">2. Uncover the four headings one at a time. Give the observable sign for each, then take a second one from the class and write it.</w:t>
-      </w:r>
-      <w:r>
-        <w:t xml:space="preserve"> </w:t>
-      </w:r>
-      <w:r>
-        <w:t xml:space="preserve">3. Name the difference between making a decision and narrating confusion. That is the single most useful distinction in the lesson and most students have never heard it named.</w:t>
-      </w:r>
-      <w:r>
-        <w:t xml:space="preserve"> </w:t>
-      </w:r>
-      <w:r>
-        <w:t xml:space="preserve">4. Say what the interruption was testing: adaptability, not memory.</w:t>
-      </w:r>
-      <w:r>
-        <w:t xml:space="preserve"> </w:t>
-      </w:r>
-      <w:r>
-        <w:t xml:space="preserve">5. Name the transfer out loud: an interview, a first day, a customer complaint, a principal in the doorway, a judge’s question on pitch day.</w:t>
-      </w:r>
-    </w:p>
-    <w:p>
-      <w:pPr>
-        <w:pStyle w:val="BodyText"/>
+    </w:p>
+    <w:p>
+      <w:pPr>
+        <w:numPr>
+          <w:ilvl w:val="0"/>
+          <w:numId w:val="1001"/>
+        </w:numPr>
+        <w:pStyle w:val="Compact"/>
+      </w:pPr>
+      <w:r>
+        <w:t xml:space="preserve">Uncover the four headings one at a time. Give the observable sign for each, then take a second one from the class and write it.</w:t>
+      </w:r>
+    </w:p>
+    <w:p>
+      <w:pPr>
+        <w:numPr>
+          <w:ilvl w:val="0"/>
+          <w:numId w:val="1001"/>
+        </w:numPr>
+        <w:pStyle w:val="Compact"/>
+      </w:pPr>
+      <w:r>
+        <w:t xml:space="preserve">Name the difference between making a decision and narrating confusion. That is the single most useful distinction in the lesson and most students have never heard it named.</w:t>
+      </w:r>
+    </w:p>
+    <w:p>
+      <w:pPr>
+        <w:numPr>
+          <w:ilvl w:val="0"/>
+          <w:numId w:val="1001"/>
+        </w:numPr>
+        <w:pStyle w:val="Compact"/>
+      </w:pPr>
+      <w:r>
+        <w:t xml:space="preserve">Say what the interruption was testing: adaptability, not memory.</w:t>
+      </w:r>
+    </w:p>
+    <w:p>
+      <w:pPr>
+        <w:numPr>
+          <w:ilvl w:val="0"/>
+          <w:numId w:val="1001"/>
+        </w:numPr>
+        <w:pStyle w:val="Compact"/>
+      </w:pPr>
+      <w:r>
+        <w:t xml:space="preserve">Name the transfer out loud: an interview, a first day, a customer complaint, a principal in the doorway, a judge’s question on pitch day.</w:t>
+      </w:r>
+    </w:p>
+    <w:p>
+      <w:pPr>
+        <w:pStyle w:val="FirstParagraph"/>
       </w:pPr>
       <w:r>
         <w:rPr>
@@ -3007,8 +3031,150 @@
       </w:pPr>
     </w:lvl>
   </w:abstractNum>
+  <w:abstractNum w:abstractNumId="99411">
+    <w:nsid w:val="ea454b4c"/>
+    <w:multiLevelType w:val="multilevel"/>
+    <w:lvl w:ilvl="0">
+      <w:start w:val="1"/>
+      <w:numFmt w:val="decimal"/>
+      <w:lvlText w:val="%1."/>
+      <w:lvlJc w:val="left"/>
+      <w:pPr>
+        <w:tabs>
+          <w:tab w:val="num" w:pos="0"/>
+        </w:tabs>
+        <w:ind w:left="480" w:hanging="480"/>
+      </w:pPr>
+    </w:lvl>
+    <w:lvl w:ilvl="1">
+      <w:start w:val="1"/>
+      <w:numFmt w:val="decimal"/>
+      <w:lvlText w:val="%2."/>
+      <w:lvlJc w:val="left"/>
+      <w:pPr>
+        <w:tabs>
+          <w:tab w:val="num" w:pos="720"/>
+        </w:tabs>
+        <w:ind w:left="1200" w:hanging="480"/>
+      </w:pPr>
+    </w:lvl>
+    <w:lvl w:ilvl="2">
+      <w:start w:val="1"/>
+      <w:numFmt w:val="decimal"/>
+      <w:lvlText w:val="%3."/>
+      <w:lvlJc w:val="left"/>
+      <w:pPr>
+        <w:tabs>
+          <w:tab w:val="num" w:pos="1440"/>
+        </w:tabs>
+        <w:ind w:left="1920" w:hanging="480"/>
+      </w:pPr>
+    </w:lvl>
+    <w:lvl w:ilvl="3">
+      <w:start w:val="1"/>
+      <w:numFmt w:val="decimal"/>
+      <w:lvlText w:val="%4."/>
+      <w:lvlJc w:val="left"/>
+      <w:pPr>
+        <w:tabs>
+          <w:tab w:val="num" w:pos="2160"/>
+        </w:tabs>
+        <w:ind w:left="2640" w:hanging="480"/>
+      </w:pPr>
+    </w:lvl>
+    <w:lvl w:ilvl="4">
+      <w:start w:val="1"/>
+      <w:numFmt w:val="decimal"/>
+      <w:lvlText w:val="%5."/>
+      <w:lvlJc w:val="left"/>
+      <w:pPr>
+        <w:tabs>
+          <w:tab w:val="num" w:pos="2880"/>
+        </w:tabs>
+        <w:ind w:left="3360" w:hanging="480"/>
+      </w:pPr>
+    </w:lvl>
+    <w:lvl w:ilvl="5">
+      <w:start w:val="1"/>
+      <w:numFmt w:val="decimal"/>
+      <w:lvlText w:val="%6."/>
+      <w:lvlJc w:val="left"/>
+      <w:pPr>
+        <w:tabs>
+          <w:tab w:val="num" w:pos="3600"/>
+        </w:tabs>
+        <w:ind w:left="4080" w:hanging="480"/>
+      </w:pPr>
+    </w:lvl>
+    <w:lvl w:ilvl="6">
+      <w:start w:val="1"/>
+      <w:numFmt w:val="decimal"/>
+      <w:lvlText w:val="%7."/>
+      <w:lvlJc w:val="left"/>
+      <w:pPr>
+        <w:tabs>
+          <w:tab w:val="num" w:pos="4320"/>
+        </w:tabs>
+        <w:ind w:left="4800" w:hanging="480"/>
+      </w:pPr>
+    </w:lvl>
+    <w:lvl w:ilvl="7">
+      <w:start w:val="1"/>
+      <w:numFmt w:val="decimal"/>
+      <w:lvlText w:val="%8."/>
+      <w:lvlJc w:val="left"/>
+      <w:pPr>
+        <w:tabs>
+          <w:tab w:val="num" w:pos="5040"/>
+        </w:tabs>
+        <w:ind w:left="5520" w:hanging="480"/>
+      </w:pPr>
+    </w:lvl>
+    <w:lvl w:ilvl="8">
+      <w:start w:val="1"/>
+      <w:numFmt w:val="decimal"/>
+      <w:lvlText w:val="%9."/>
+      <w:lvlJc w:val="left"/>
+      <w:pPr>
+        <w:tabs>
+          <w:tab w:val="num" w:pos="5760"/>
+        </w:tabs>
+        <w:ind w:left="6240" w:hanging="480"/>
+      </w:pPr>
+    </w:lvl>
+  </w:abstractNum>
   <w:num w:numId="1000">
     <w:abstractNumId w:val="990"/>
+  </w:num>
+  <w:num w:numId="1001">
+    <w:abstractNumId w:val="99411"/>
+    <w:lvlOverride w:ilvl="0">
+      <w:startOverride w:val="1"/>
+    </w:lvlOverride>
+    <w:lvlOverride w:ilvl="1">
+      <w:startOverride w:val="1"/>
+    </w:lvlOverride>
+    <w:lvlOverride w:ilvl="2">
+      <w:startOverride w:val="1"/>
+    </w:lvlOverride>
+    <w:lvlOverride w:ilvl="3">
+      <w:startOverride w:val="1"/>
+    </w:lvlOverride>
+    <w:lvlOverride w:ilvl="4">
+      <w:startOverride w:val="1"/>
+    </w:lvlOverride>
+    <w:lvlOverride w:ilvl="5">
+      <w:startOverride w:val="1"/>
+    </w:lvlOverride>
+    <w:lvlOverride w:ilvl="6">
+      <w:startOverride w:val="1"/>
+    </w:lvlOverride>
+    <w:lvlOverride w:ilvl="7">
+      <w:startOverride w:val="1"/>
+    </w:lvlOverride>
+    <w:lvlOverride w:ilvl="8">
+      <w:startOverride w:val="1"/>
+    </w:lvlOverride>
   </w:num>
 </w:numbering>
 </file>

--- a/downloads/teacher/05 Materials/Unit 07/Handouts/Handout 07.03 - ACT FAST Scenario Cards and Self-Score.docx
+++ b/downloads/teacher/05 Materials/Unit 07/Handouts/Handout 07.03 - ACT FAST Scenario Cards and Self-Score.docx
@@ -2029,17 +2029,6 @@
     </w:tbl>
     <w:p>
       <w:pPr>
-        <w:pStyle w:val="BodyText"/>
-      </w:pPr>
-      <w:r>
-        <w:rPr>
-          <w:b/>
-        </w:rPr>
-        <w:t xml:space="preserve">[check with a native speaker]</w:t>
-      </w:r>
-    </w:p>
-    <w:p>
-      <w:pPr>
         <w:pStyle w:val="Heading2"/>
       </w:pPr>
       <w:bookmarkStart w:id="51" w:name="my-score-after-round-3"/>
@@ -2805,15 +2794,6 @@
       <w:r>
         <w:t xml:space="preserve">read the deck and set aside any card that would land badly in your room this year. Card 19 (the teammate who did not do their part) can be pointed at a real student by accident if there has been a recent group conflict; card 23 (the business losing money) can sting a student whose family business is struggling; card 10 (late to work) can land on a student with attendance problems. Pull two or three, not ten.</w:t>
       </w:r>
-      <w:r>
-        <w:t xml:space="preserve"> </w:t>
-      </w:r>
-      <w:r>
-        <w:rPr>
-          <w:rStyle w:val="TeacherNote"/>
-        </w:rPr>
-        <w:t xml:space="preserve">[Sal: your own version used slightly absurd scenarios on purpose, and the absurd ones are the ones that make it safe to be wrong. Swap in the ones your students laughed at.]</w:t>
-      </w:r>
     </w:p>
     <w:p>
       <w:pPr>
@@ -2823,7 +2803,7 @@
         <w:rPr>
           <w:b/>
         </w:rPr>
-        <w:t xml:space="preserve">Timing, from Sal’s own reflection on this drill:</w:t>
+        <w:t xml:space="preserve">Timing, from my own reflection on this drill:</w:t>
       </w:r>
       <w:r>
         <w:t xml:space="preserve"> </w:t>
